--- a/Collatio/6/1. Textos/1. Marcados/6-C.docx
+++ b/Collatio/6/1. Textos/1. Marcados/6-C.docx
@@ -1,95 +1,95 @@
 
 <file path=word/document.xml><?xml version="1.0" encoding="utf-8"?>
-<w:document xmlns:wpc="http://schemas.microsoft.com/office/word/2010/wordprocessingCanvas" xmlns:cx="http://schemas.microsoft.com/office/drawing/2014/chartex" xmlns:cx1="http://schemas.microsoft.com/office/drawing/2015/9/8/chartex" xmlns:cx2="http://schemas.microsoft.com/office/drawing/2015/10/21/chartex" xmlns:cx3="http://schemas.microsoft.com/office/drawing/2016/5/9/chartex" xmlns:cx4="http://schemas.microsoft.com/office/drawing/2016/5/10/chartex" xmlns:cx5="http://schemas.microsoft.com/office/drawing/2016/5/11/chartex" xmlns:cx6="http://schemas.microsoft.com/office/drawing/2016/5/12/chartex" xmlns:cx7="http://schemas.microsoft.com/office/drawing/2016/5/13/chartex" xmlns:cx8="http://schemas.microsoft.com/office/drawing/2016/5/14/chartex" xmlns:mc="http://schemas.openxmlformats.org/markup-compatibility/2006" xmlns:aink="http://schemas.microsoft.com/office/drawing/2016/ink" xmlns:am3d="http://schemas.microsoft.com/office/drawing/2017/model3d" xmlns:o="urn:schemas-microsoft-com:office:office" xmlns:oel="http://schemas.microsoft.com/office/2019/extlst" xmlns:r="http://schemas.openxmlformats.org/officeDocument/2006/relationships" xmlns:m="http://schemas.openxmlformats.org/officeDocument/2006/math" xmlns:v="urn:schemas-microsoft-com:vml" xmlns:wp14="http://schemas.microsoft.com/office/word/2010/wordprocessingDrawing" xmlns:wp="http://schemas.openxmlformats.org/drawingml/2006/wordprocessingDrawing" xmlns:w10="urn:schemas-microsoft-com:office:word" xmlns:w="http://schemas.openxmlformats.org/wordprocessingml/2006/main" xmlns:w14="http://schemas.microsoft.com/office/word/2010/wordml" xmlns:w15="http://schemas.microsoft.com/office/word/2012/wordml" xmlns:w16cex="http://schemas.microsoft.com/office/word/2018/wordml/cex" xmlns:w16cid="http://schemas.microsoft.com/office/word/2016/wordml/cid" xmlns:w16="http://schemas.microsoft.com/office/word/2018/wordml" xmlns:w16du="http://schemas.microsoft.com/office/word/2023/wordml/word16du" xmlns:w16sdtdh="http://schemas.microsoft.com/office/word/2020/wordml/sdtdatahash" xmlns:w16se="http://schemas.microsoft.com/office/word/2015/wordml/symex" xmlns:wpg="http://schemas.microsoft.com/office/word/2010/wordprocessingGroup" xmlns:wpi="http://schemas.microsoft.com/office/word/2010/wordprocessingInk" xmlns:wne="http://schemas.microsoft.com/office/word/2006/wordml" xmlns:wps="http://schemas.microsoft.com/office/word/2010/wordprocessingShape" mc:Ignorable="w14 w15 w16se w16cid w16 w16cex w16sdtdh wp14">
+<w:document xmlns:wpc="http://schemas.microsoft.com/office/word/2010/wordprocessingCanvas" xmlns:cx="http://schemas.microsoft.com/office/drawing/2014/chartex" xmlns:cx1="http://schemas.microsoft.com/office/drawing/2015/9/8/chartex" xmlns:cx2="http://schemas.microsoft.com/office/drawing/2015/10/21/chartex" xmlns:cx3="http://schemas.microsoft.com/office/drawing/2016/5/9/chartex" xmlns:cx4="http://schemas.microsoft.com/office/drawing/2016/5/10/chartex" xmlns:cx5="http://schemas.microsoft.com/office/drawing/2016/5/11/chartex" xmlns:cx6="http://schemas.microsoft.com/office/drawing/2016/5/12/chartex" xmlns:cx7="http://schemas.microsoft.com/office/drawing/2016/5/13/chartex" xmlns:cx8="http://schemas.microsoft.com/office/drawing/2016/5/14/chartex" xmlns:mc="http://schemas.openxmlformats.org/markup-compatibility/2006" xmlns:aink="http://schemas.microsoft.com/office/drawing/2016/ink" xmlns:am3d="http://schemas.microsoft.com/office/drawing/2017/model3d" xmlns:o="urn:schemas-microsoft-com:office:office" xmlns:oel="http://schemas.microsoft.com/office/2019/extlst" xmlns:r="http://schemas.openxmlformats.org/officeDocument/2006/relationships" xmlns:m="http://schemas.openxmlformats.org/officeDocument/2006/math" xmlns:v="urn:schemas-microsoft-com:vml" xmlns:wp14="http://schemas.microsoft.com/office/word/2010/wordprocessingDrawing" xmlns:wp="http://schemas.openxmlformats.org/drawingml/2006/wordprocessingDrawing" xmlns:w10="urn:schemas-microsoft-com:office:word" xmlns:w="http://schemas.openxmlformats.org/wordprocessingml/2006/main" xmlns:w14="http://schemas.microsoft.com/office/word/2010/wordml" xmlns:w15="http://schemas.microsoft.com/office/word/2012/wordml" xmlns:w16cex="http://schemas.microsoft.com/office/word/2018/wordml/cex" xmlns:w16cid="http://schemas.microsoft.com/office/word/2016/wordml/cid" xmlns:w16="http://schemas.microsoft.com/office/word/2018/wordml" xmlns:w16du="http://schemas.microsoft.com/office/word/2023/wordml/word16du" xmlns:w16sdtdh="http://schemas.microsoft.com/office/word/2020/wordml/sdtdatahash" xmlns:w16sdtfl="http://schemas.microsoft.com/office/word/2024/wordml/sdtformatlock" xmlns:w16se="http://schemas.microsoft.com/office/word/2015/wordml/symex" xmlns:wpg="http://schemas.microsoft.com/office/word/2010/wordprocessingGroup" xmlns:wpi="http://schemas.microsoft.com/office/word/2010/wordprocessingInk" xmlns:wne="http://schemas.microsoft.com/office/word/2006/wordml" xmlns:wps="http://schemas.microsoft.com/office/word/2010/wordprocessingShape" mc:Ignorable="w14 w15 w16se w16cid w16 w16cex w16sdtdh w16sdtfl w16du wp14">
   <w:body>
     <w:p>
       <w:pPr>
         <w:rPr>
-          <w:rFonts w:ascii="Garamond" w:hAnsi="Garamond"/>
+          <w:rFonts w:ascii="Brill" w:hAnsi="Brill"/>
         </w:rPr>
       </w:pPr>
       <w:r>
         <w:rPr>
-          <w:rFonts w:ascii="Garamond" w:hAnsi="Garamond"/>
+          <w:rFonts w:ascii="Brill" w:hAnsi="Brill"/>
           <w:color w:val="FF0000"/>
         </w:rPr>
         <w:t>25v</w:t>
       </w:r>
       <w:r>
         <w:rPr>
-          <w:rFonts w:ascii="Garamond" w:hAnsi="Garamond"/>
+          <w:rFonts w:ascii="Brill" w:hAnsi="Brill"/>
         </w:rPr>
         <w:t xml:space="preserve"> Dixo el deciplo al maestro. ruego te que me digas. por que razon es la trenidat de tres personas. e non de mas nin de menos. respondio el maestro % sepas que la trenidat son tres personas e encierra se en un dios. e quando bien catares todas las cuentas del mundo d este uno que es la primera cuenta fasta en mill. non fallaras que otra cuenta ninguna viene a estar la fuerça d ella en un punto si non de tres. esto te quiero provar. por razon que beas que es asi. comiença luego en el primero comienço que es uno. fallaras que viene este cuento uno es señero en su cabo. e si contares dos que es el segundo cuento. fallaras que estos dos son iguales e conpañeros. que tal es el uno como el otro e non sabras en qual començar que tan bien començaras en el uno como en el otro. pues ven al tercero cuento que son tres. fallaras en el </w:t>
       </w:r>
       <w:r>
         <w:rPr>
-          <w:rFonts w:ascii="Garamond" w:hAnsi="Garamond"/>
+          <w:rFonts w:ascii="Brill" w:hAnsi="Brill"/>
           <w:color w:val="FF0000"/>
         </w:rPr>
         <w:t>26r</w:t>
       </w:r>
       <w:r>
         <w:rPr>
-          <w:rFonts w:ascii="Garamond" w:hAnsi="Garamond"/>
+          <w:rFonts w:ascii="Brill" w:hAnsi="Brill"/>
         </w:rPr>
         <w:t xml:space="preserve"> cuento de tres que aquel que esta en medio faze al uno seer comienço e al otro que sea cabo. tal es la trenidat. el padre es comienço e el espritu el de medio. e el fijo es el tercero. pues vee agora el cuento de quatro e fallaras que non podria venir a esta cuenta. ca en el cuento de quatro son dos primeros. pues. si d estos quisieres fazer medianero abras a poner. o dos o uno. si pusieres uno. fincara uno en el comienço e dos en el cabo e a</w:t>
       </w:r>
       <w:r>
         <w:rPr>
-          <w:rFonts w:ascii="Garamond" w:hAnsi="Garamond"/>
+          <w:rFonts w:ascii="Brill" w:hAnsi="Brill"/>
           <w:lang w:val="es-ES"/>
         </w:rPr>
         <w:t xml:space="preserve"> </w:t>
       </w:r>
       <w:r>
         <w:rPr>
-          <w:rFonts w:ascii="Garamond" w:hAnsi="Garamond"/>
+          <w:rFonts w:ascii="Brill" w:hAnsi="Brill"/>
           <w:color w:val="00B0F0"/>
         </w:rPr>
         <w:t xml:space="preserve">esta </w:t>
       </w:r>
       <w:r>
         <w:rPr>
-          <w:rFonts w:ascii="Garamond" w:hAnsi="Garamond"/>
+          <w:rFonts w:ascii="Brill" w:hAnsi="Brill"/>
         </w:rPr>
         <w:t>guisa viene la cuenta desigual. ca non sabria en qual de aquellos dos tomases medio. ca si le tomases en el primero de aquellos dos. que estan en medio e fincava el primero en su cabo e dos para encima e asi non era la cuenta igual. bien asi por esta razon mesma seria desigualada en todos los otros cuentos. salvo ende en tres. por ende dixo</w:t>
       </w:r>
       <w:r>
         <w:rPr>
-          <w:rFonts w:ascii="Garamond" w:hAnsi="Garamond"/>
+          <w:rFonts w:ascii="Brill" w:hAnsi="Brill"/>
           <w:lang w:val="es-ES"/>
         </w:rPr>
         <w:t xml:space="preserve"> </w:t>
       </w:r>
       <w:r>
         <w:rPr>
-          <w:rFonts w:ascii="Garamond" w:hAnsi="Garamond"/>
+          <w:rFonts w:ascii="Brill" w:hAnsi="Brill"/>
         </w:rPr>
         <w:t>Abraham. v</w:t>
       </w:r>
       <w:r>
         <w:rPr>
-          <w:rFonts w:ascii="Garamond" w:hAnsi="Garamond"/>
+          <w:rFonts w:ascii="Brill" w:hAnsi="Brill"/>
           <w:lang w:val="es-ES"/>
         </w:rPr>
         <w:t>i</w:t>
       </w:r>
       <w:r>
         <w:rPr>
-          <w:rFonts w:ascii="Garamond" w:hAnsi="Garamond"/>
+          <w:rFonts w:ascii="Brill" w:hAnsi="Brill"/>
         </w:rPr>
         <w:t xml:space="preserve"> tres e uno adore. e non dezia Abraham esto por que al uno preciase e a los dos despreciase. mas adorando al uno. adorava a todos tres. asi como a la trenidat de las tres personas </w:t>
       </w:r>
       <w:r>
         <w:rPr>
-          <w:rFonts w:ascii="Garamond" w:hAnsi="Garamond"/>
+          <w:rFonts w:ascii="Brill" w:hAnsi="Brill"/>
           <w:color w:val="FF0000"/>
         </w:rPr>
         <w:t>26v</w:t>
       </w:r>
       <w:r>
         <w:rPr>
-          <w:rFonts w:ascii="Garamond" w:hAnsi="Garamond"/>
+          <w:rFonts w:ascii="Brill" w:hAnsi="Brill"/>
         </w:rPr>
         <w:t xml:space="preserve"> que se encierra en un dios. ca el padre es criador e fazedor e comienço de todo e el fijo es redemidor e salvador del mundo e el espritu santo es alunbrador e guardador e guiador de todas las cosas. e qual es el uno tal es el otro. e por eso se encierra en un dios. la trenidat de la cuenta de tres personas</w:t>
       </w:r>
@@ -105,7 +105,7 @@
 </file>
 
 <file path=word/styles.xml><?xml version="1.0" encoding="utf-8"?>
-<w:styles xmlns:mc="http://schemas.openxmlformats.org/markup-compatibility/2006" xmlns:r="http://schemas.openxmlformats.org/officeDocument/2006/relationships" xmlns:w="http://schemas.openxmlformats.org/wordprocessingml/2006/main" xmlns:w14="http://schemas.microsoft.com/office/word/2010/wordml" xmlns:w15="http://schemas.microsoft.com/office/word/2012/wordml" xmlns:w16cex="http://schemas.microsoft.com/office/word/2018/wordml/cex" xmlns:w16cid="http://schemas.microsoft.com/office/word/2016/wordml/cid" xmlns:w16="http://schemas.microsoft.com/office/word/2018/wordml" xmlns:w16sdtdh="http://schemas.microsoft.com/office/word/2020/wordml/sdtdatahash" xmlns:w16se="http://schemas.microsoft.com/office/word/2015/wordml/symex" mc:Ignorable="w14 w15 w16se w16cid w16 w16cex w16sdtdh">
+<w:styles xmlns:mc="http://schemas.openxmlformats.org/markup-compatibility/2006" xmlns:r="http://schemas.openxmlformats.org/officeDocument/2006/relationships" xmlns:w="http://schemas.openxmlformats.org/wordprocessingml/2006/main" xmlns:w14="http://schemas.microsoft.com/office/word/2010/wordml" xmlns:w15="http://schemas.microsoft.com/office/word/2012/wordml" xmlns:w16cex="http://schemas.microsoft.com/office/word/2018/wordml/cex" xmlns:w16cid="http://schemas.microsoft.com/office/word/2016/wordml/cid" xmlns:w16="http://schemas.microsoft.com/office/word/2018/wordml" xmlns:w16du="http://schemas.microsoft.com/office/word/2023/wordml/word16du" xmlns:w16sdtdh="http://schemas.microsoft.com/office/word/2020/wordml/sdtdatahash" xmlns:w16sdtfl="http://schemas.microsoft.com/office/word/2024/wordml/sdtformatlock" xmlns:w16se="http://schemas.microsoft.com/office/word/2015/wordml/symex" mc:Ignorable="w14 w15 w16se w16cid w16 w16cex w16sdtdh w16sdtfl w16du">
   <w:docDefaults>
     <w:rPrDefault>
       <w:rPr>
